--- a/Materjalid/Day1 Sissejuhatus Rollid Power BI/Power BI teemad.docx
+++ b/Materjalid/Day1 Sissejuhatus Rollid Power BI/Power BI teemad.docx
@@ -5,7 +5,7 @@
     <w:p>
       <w:r>
         <w:pict w14:anchorId="18151A33">
-          <v:rect id="_x0000_i1037" style="width:0;height:.75pt" o:hralign="center" o:hrstd="t" o:hr="t" fillcolor="#a0a0a0" stroked="f"/>
+          <v:rect id="_x0000_i1025" style="width:0;height:.75pt" o:hralign="center" o:hrstd="t" o:hr="t" fillcolor="#a0a0a0" stroked="f"/>
         </w:pict>
       </w:r>
     </w:p>
@@ -18,18 +18,10 @@
       </w:pPr>
       <w:r>
         <w:rPr>
-          <w:rFonts w:ascii="Segoe UI Emoji" w:hAnsi="Segoe UI Emoji" w:cs="Segoe UI Emoji"/>
-          <w:b/>
-          <w:bCs/>
-        </w:rPr>
-        <w:t>📋</w:t>
-      </w:r>
-      <w:r>
-        <w:rPr>
-          <w:b/>
-          <w:bCs/>
-        </w:rPr>
-        <w:t xml:space="preserve"> Power BI algajate koolituse checklist (24 tundi)</w:t>
+          <w:b/>
+          <w:bCs/>
+        </w:rPr>
+        <w:t xml:space="preserve">Power BI algajate koolituse checklist </w:t>
       </w:r>
     </w:p>
     <w:p>
@@ -2384,6 +2376,7 @@
   <w:style w:type="character" w:default="1" w:styleId="DefaultParagraphFont">
     <w:name w:val="Default Paragraph Font"/>
     <w:uiPriority w:val="1"/>
+    <w:semiHidden/>
     <w:unhideWhenUsed/>
   </w:style>
   <w:style w:type="table" w:default="1" w:styleId="TableNormal">
